--- a/Eco.PseudoRandom/report/Report_Lab2_Aggregation.docx
+++ b/Eco.PseudoRandom/report/Report_Lab2_Aggregation.docx
@@ -78,7 +78,7 @@
           <w:sz w:val="24"/>
           <w:szCs w:val="24"/>
         </w:rPr>
-        <w:t xml:space="preserve">Студент: ______________________________</w:t>
+        <w:t xml:space="preserve">Студент: Черепенников Иван</w:t>
       </w:r>
     </w:p>
     <w:p>
@@ -92,7 +92,7 @@
           <w:sz w:val="24"/>
           <w:szCs w:val="24"/>
         </w:rPr>
-        <w:t xml:space="preserve">Группа: _______________________________</w:t>
+        <w:t xml:space="preserve">Группа: ТИДИ24</w:t>
       </w:r>
     </w:p>
     <w:p>
